--- a/docs/export/project-history.docx
+++ b/docs/export/project-history.docx
@@ -28,7 +28,7 @@
         </w:p>
       </w:sdtContent>
     </w:sdt>
-    <w:bookmarkStart w:id="30" w:name="project-history"/>
+    <w:bookmarkStart w:id="31" w:name="project-history"/>
     <w:p>
       <w:pPr>
         <w:pStyle w:val="Heading1"/>
@@ -3104,7 +3104,7 @@
       </w:tr>
     </w:tbl>
     <w:bookmarkEnd w:id="25"/>
-    <w:bookmarkStart w:id="26" w:name="pilot-results-counts-only"/>
+    <w:bookmarkStart w:id="27" w:name="pilot-results-counts-only"/>
     <w:p>
       <w:pPr>
         <w:pStyle w:val="Heading2"/>
@@ -3207,8 +3207,41 @@
         <w:t xml:space="preserve">passes every check (104 as of 2026-10-02), with the stock-ledger and foreign-currency notes.</w:t>
       </w:r>
     </w:p>
+    <w:bookmarkStart w:id="26" w:name="tallyprime-edit-log-2026-10-19"/>
+    <w:p>
+      <w:pPr>
+        <w:pStyle w:val="Heading3"/>
+      </w:pPr>
+      <w:r>
+        <w:t xml:space="preserve">TallyPrime Edit Log (2026-10-19)</w:t>
+      </w:r>
+    </w:p>
+    <w:p>
+      <w:pPr>
+        <w:pStyle w:val="FirstParagraph"/>
+      </w:pPr>
+      <w:r>
+        <w:t xml:space="preserve">The test company was opened in TallyPrime Edit Log (migrated, same GUID). Every export the sync and validation use was identical to TallyPrime’s in fields, formats and values; an alteration leaves no edit history in the XML export, only a filled</w:t>
+      </w:r>
+      <w:r>
+        <w:t xml:space="preserve"> </w:t>
+      </w:r>
+      <w:r>
+        <w:rPr>
+          <w:rStyle w:val="VerbatimChar"/>
+        </w:rPr>
+        <w:t xml:space="preserve">UPDATEDDATETIME</w:t>
+      </w:r>
+      <w:r>
+        <w:t xml:space="preserve"> </w:t>
+      </w:r>
+      <w:r>
+        <w:t xml:space="preserve">(not fetched). Full sync, validation (105 checks) and the report passed with no code change. A first attempt opened an empty new company of the same name (a different GUID, with job work, cost centres and reversing journals off): nothing was written to it.</w:t>
+      </w:r>
+    </w:p>
     <w:bookmarkEnd w:id="26"/>
-    <w:bookmarkStart w:id="27" w:name="lessons-learned"/>
+    <w:bookmarkEnd w:id="27"/>
+    <w:bookmarkStart w:id="28" w:name="lessons-learned"/>
     <w:p>
       <w:pPr>
         <w:pStyle w:val="Heading2"/>
@@ -3370,8 +3403,8 @@
         <w:t xml:space="preserve">A request with an unknown function froze TallyPrime behind a dialog; only exported field and report names are used.</w:t>
       </w:r>
     </w:p>
-    <w:bookmarkEnd w:id="27"/>
-    <w:bookmarkStart w:id="28" w:name="open-items"/>
+    <w:bookmarkEnd w:id="28"/>
+    <w:bookmarkStart w:id="29" w:name="open-items"/>
     <w:p>
       <w:pPr>
         <w:pStyle w:val="Heading2"/>
@@ -3566,8 +3599,8 @@
         </w:tc>
       </w:tr>
     </w:tbl>
-    <w:bookmarkEnd w:id="28"/>
-    <w:bookmarkStart w:id="29" w:name="change-log"/>
+    <w:bookmarkEnd w:id="29"/>
+    <w:bookmarkStart w:id="30" w:name="change-log"/>
     <w:p>
       <w:pPr>
         <w:pStyle w:val="Heading2"/>
@@ -3633,6 +3666,41 @@
               <w:pStyle w:val="Compact"/>
             </w:pPr>
             <w:r>
+              <w:t xml:space="preserve">2026-10-19</w:t>
+            </w:r>
+          </w:p>
+        </w:tc>
+        <w:tc>
+          <w:tcPr/>
+          <w:p>
+            <w:pPr>
+              <w:pStyle w:val="Compact"/>
+            </w:pPr>
+            <w:r>
+              <w:t xml:space="preserve">1.1</w:t>
+            </w:r>
+          </w:p>
+        </w:tc>
+        <w:tc>
+          <w:tcPr/>
+          <w:p>
+            <w:pPr>
+              <w:pStyle w:val="Compact"/>
+            </w:pPr>
+            <w:r>
+              <w:t xml:space="preserve">TallyPrime Edit Log check.</w:t>
+            </w:r>
+          </w:p>
+        </w:tc>
+      </w:tr>
+      <w:tr>
+        <w:tc>
+          <w:tcPr/>
+          <w:p>
+            <w:pPr>
+              <w:pStyle w:val="Compact"/>
+            </w:pPr>
+            <w:r>
               <w:t xml:space="preserve">2026-10-16</w:t>
             </w:r>
           </w:p>
@@ -3661,8 +3729,8 @@
         </w:tc>
       </w:tr>
     </w:tbl>
-    <w:bookmarkEnd w:id="29"/>
     <w:bookmarkEnd w:id="30"/>
+    <w:bookmarkEnd w:id="31"/>
     <w:sectPr/>
   </w:body>
 </w:document>

--- a/docs/export/project-history.docx
+++ b/docs/export/project-history.docx
@@ -94,7 +94,7 @@
               <w:pStyle w:val="Compact"/>
             </w:pPr>
             <w:r>
-              <w:t xml:space="preserve">1.0</w:t>
+              <w:t xml:space="preserve">1.2</w:t>
             </w:r>
           </w:p>
         </w:tc>
@@ -118,7 +118,7 @@
               <w:pStyle w:val="Compact"/>
             </w:pPr>
             <w:r>
-              <w:t xml:space="preserve">2026-10-16</w:t>
+              <w:t xml:space="preserve">2026-10-19</w:t>
             </w:r>
           </w:p>
         </w:tc>
@@ -2312,6 +2312,144 @@
           </w:p>
         </w:tc>
       </w:tr>
+      <w:tr>
+        <w:tc>
+          <w:tcPr/>
+          <w:p>
+            <w:pPr>
+              <w:pStyle w:val="Compact"/>
+            </w:pPr>
+            <w:r>
+              <w:t xml:space="preserve">#34</w:t>
+            </w:r>
+          </w:p>
+        </w:tc>
+        <w:tc>
+          <w:tcPr/>
+          <w:p>
+            <w:pPr>
+              <w:pStyle w:val="Compact"/>
+            </w:pPr>
+            <w:r>
+              <w:t xml:space="preserve">2026-10-16</w:t>
+            </w:r>
+          </w:p>
+        </w:tc>
+        <w:tc>
+          <w:tcPr/>
+          <w:p>
+            <w:pPr>
+              <w:pStyle w:val="Compact"/>
+            </w:pPr>
+            <w:r>
+              <w:t xml:space="preserve">Knowledge base: rulebook, generated schema reference, project history, progress log, Word and PDF copies</w:t>
+            </w:r>
+          </w:p>
+        </w:tc>
+        <w:tc>
+          <w:tcPr/>
+          <w:p>
+            <w:pPr>
+              <w:pStyle w:val="Compact"/>
+            </w:pPr>
+            <w:r>
+              <w:t xml:space="preserve">One place for every rule and table, with proof and history.</w:t>
+            </w:r>
+          </w:p>
+        </w:tc>
+      </w:tr>
+      <w:tr>
+        <w:tc>
+          <w:tcPr/>
+          <w:p>
+            <w:pPr>
+              <w:pStyle w:val="Compact"/>
+            </w:pPr>
+            <w:r>
+              <w:t xml:space="preserve">#35</w:t>
+            </w:r>
+          </w:p>
+        </w:tc>
+        <w:tc>
+          <w:tcPr/>
+          <w:p>
+            <w:pPr>
+              <w:pStyle w:val="Compact"/>
+            </w:pPr>
+            <w:r>
+              <w:t xml:space="preserve">2026-10-19</w:t>
+            </w:r>
+          </w:p>
+        </w:tc>
+        <w:tc>
+          <w:tcPr/>
+          <w:p>
+            <w:pPr>
+              <w:pStyle w:val="Compact"/>
+            </w:pPr>
+            <w:r>
+              <w:t xml:space="preserve">TallyPrime Edit Log checked like for like; seed case and test (no code change)</w:t>
+            </w:r>
+          </w:p>
+        </w:tc>
+        <w:tc>
+          <w:tcPr/>
+          <w:p>
+            <w:pPr>
+              <w:pStyle w:val="Compact"/>
+            </w:pPr>
+            <w:r>
+              <w:t xml:space="preserve">Confirm the platform works unchanged on Edit Log.</w:t>
+            </w:r>
+          </w:p>
+        </w:tc>
+      </w:tr>
+      <w:tr>
+        <w:tc>
+          <w:tcPr/>
+          <w:p>
+            <w:pPr>
+              <w:pStyle w:val="Compact"/>
+            </w:pPr>
+            <w:r>
+              <w:t xml:space="preserve">#36</w:t>
+            </w:r>
+          </w:p>
+        </w:tc>
+        <w:tc>
+          <w:tcPr/>
+          <w:p>
+            <w:pPr>
+              <w:pStyle w:val="Compact"/>
+            </w:pPr>
+            <w:r>
+              <w:t xml:space="preserve">2026-10-19</w:t>
+            </w:r>
+          </w:p>
+        </w:tc>
+        <w:tc>
+          <w:tcPr/>
+          <w:p>
+            <w:pPr>
+              <w:pStyle w:val="Compact"/>
+            </w:pPr>
+            <w:r>
+              <w:t xml:space="preserve">Security foundations: checks on every pull request, CLAUDE.md security checklist and report sections, threat model and security guide (SEC-009, ADR-039)</w:t>
+            </w:r>
+          </w:p>
+        </w:tc>
+        <w:tc>
+          <w:tcPr/>
+          <w:p>
+            <w:pPr>
+              <w:pStyle w:val="Compact"/>
+            </w:pPr>
+            <w:r>
+              <w:t xml:space="preserve">Catch bugs, vulnerable dependencies, insecure code and secrets before merging, ahead of M5.</w:t>
+            </w:r>
+          </w:p>
+        </w:tc>
+      </w:tr>
     </w:tbl>
     <w:bookmarkEnd w:id="24"/>
     <w:bookmarkStart w:id="25" w:name="problems-found-and-how-each-was-fixed"/>
@@ -3654,6 +3792,41 @@
             </w:pPr>
             <w:r>
               <w:t xml:space="preserve">Change</w:t>
+            </w:r>
+          </w:p>
+        </w:tc>
+      </w:tr>
+      <w:tr>
+        <w:tc>
+          <w:tcPr/>
+          <w:p>
+            <w:pPr>
+              <w:pStyle w:val="Compact"/>
+            </w:pPr>
+            <w:r>
+              <w:t xml:space="preserve">2026-10-19</w:t>
+            </w:r>
+          </w:p>
+        </w:tc>
+        <w:tc>
+          <w:tcPr/>
+          <w:p>
+            <w:pPr>
+              <w:pStyle w:val="Compact"/>
+            </w:pPr>
+            <w:r>
+              <w:t xml:space="preserve">1.2</w:t>
+            </w:r>
+          </w:p>
+        </w:tc>
+        <w:tc>
+          <w:tcPr/>
+          <w:p>
+            <w:pPr>
+              <w:pStyle w:val="Compact"/>
+            </w:pPr>
+            <w:r>
+              <w:t xml:space="preserve">PRs #34 to #36; security foundations.</w:t>
             </w:r>
           </w:p>
         </w:tc>

--- a/docs/export/project-history.docx
+++ b/docs/export/project-history.docx
@@ -94,7 +94,7 @@
               <w:pStyle w:val="Compact"/>
             </w:pPr>
             <w:r>
-              <w:t xml:space="preserve">1.2</w:t>
+              <w:t xml:space="preserve">1.3</w:t>
             </w:r>
           </w:p>
         </w:tc>
@@ -2450,6 +2450,98 @@
           </w:p>
         </w:tc>
       </w:tr>
+      <w:tr>
+        <w:tc>
+          <w:tcPr/>
+          <w:p>
+            <w:pPr>
+              <w:pStyle w:val="Compact"/>
+            </w:pPr>
+            <w:r>
+              <w:t xml:space="preserve">#37 to #44</w:t>
+            </w:r>
+          </w:p>
+        </w:tc>
+        <w:tc>
+          <w:tcPr/>
+          <w:p>
+            <w:pPr>
+              <w:pStyle w:val="Compact"/>
+            </w:pPr>
+            <w:r>
+              <w:t xml:space="preserve">2026-10-19 to 2026-10-22</w:t>
+            </w:r>
+          </w:p>
+        </w:tc>
+        <w:tc>
+          <w:tcPr/>
+          <w:p>
+            <w:pPr>
+              <w:pStyle w:val="Compact"/>
+            </w:pPr>
+            <w:r>
+              <w:t xml:space="preserve">dev.ps1 tests on Windows in CI; A3 simplicity review (Tally connector, transform, validation and analyse, workers, scripts) with every result identical before and after; the review’s findings fixed</w:t>
+            </w:r>
+          </w:p>
+        </w:tc>
+        <w:tc>
+          <w:tcPr/>
+          <w:p>
+            <w:pPr>
+              <w:pStyle w:val="Compact"/>
+            </w:pPr>
+            <w:r>
+              <w:t xml:space="preserve">Code the developer can fully understand; bugs found on the way fixed with tests.</w:t>
+            </w:r>
+          </w:p>
+        </w:tc>
+      </w:tr>
+      <w:tr>
+        <w:tc>
+          <w:tcPr/>
+          <w:p>
+            <w:pPr>
+              <w:pStyle w:val="Compact"/>
+            </w:pPr>
+            <w:r>
+              <w:t xml:space="preserve">feat/stock-values</w:t>
+            </w:r>
+          </w:p>
+        </w:tc>
+        <w:tc>
+          <w:tcPr/>
+          <w:p>
+            <w:pPr>
+              <w:pStyle w:val="Compact"/>
+            </w:pPr>
+            <w:r>
+              <w:t xml:space="preserve">2026-10-22</w:t>
+            </w:r>
+          </w:p>
+        </w:tc>
+        <w:tc>
+          <w:tcPr/>
+          <w:p>
+            <w:pPr>
+              <w:pStyle w:val="Compact"/>
+            </w:pPr>
+            <w:r>
+              <w:t xml:space="preserve">The source’s stock values and foreign-currency revaluations stored as source figures; Trial Balance, Profit &amp; Loss and Balance Sheet laid out as Tally’s and checked against its own reports line by line (ADR-040)</w:t>
+            </w:r>
+          </w:p>
+        </w:tc>
+        <w:tc>
+          <w:tcPr/>
+          <w:p>
+            <w:pPr>
+              <w:pStyle w:val="Compact"/>
+            </w:pPr>
+            <w:r>
+              <w:t xml:space="preserve">Reports must equal Tally’s; recorded on the test company with integration on and off.</w:t>
+            </w:r>
+          </w:p>
+        </w:tc>
+      </w:tr>
     </w:tbl>
     <w:bookmarkEnd w:id="24"/>
     <w:bookmarkStart w:id="25" w:name="problems-found-and-how-each-was-fixed"/>
@@ -3750,7 +3842,8 @@
     <w:tbl>
       <w:tblPr>
         <w:tblStyle w:val="Table"/>
-        <w:tblW w:type="auto" w:w="0"/>
+        <w:tblW w:type="pct" w:w="5000"/>
+        <w:tblLayout w:type="fixed"/>
         <w:tblLook w:firstRow="1" w:lastRow="0" w:firstColumn="0" w:lastColumn="0" w:noHBand="0" w:noVBand="0" w:val="0020"/>
       </w:tblPr>
       <w:tblGrid>
@@ -3792,6 +3885,41 @@
             </w:pPr>
             <w:r>
               <w:t xml:space="preserve">Change</w:t>
+            </w:r>
+          </w:p>
+        </w:tc>
+      </w:tr>
+      <w:tr>
+        <w:tc>
+          <w:tcPr/>
+          <w:p>
+            <w:pPr>
+              <w:pStyle w:val="Compact"/>
+            </w:pPr>
+            <w:r>
+              <w:t xml:space="preserve">2026-10-22</w:t>
+            </w:r>
+          </w:p>
+        </w:tc>
+        <w:tc>
+          <w:tcPr/>
+          <w:p>
+            <w:pPr>
+              <w:pStyle w:val="Compact"/>
+            </w:pPr>
+            <w:r>
+              <w:t xml:space="preserve">1.3</w:t>
+            </w:r>
+          </w:p>
+        </w:tc>
+        <w:tc>
+          <w:tcPr/>
+          <w:p>
+            <w:pPr>
+              <w:pStyle w:val="Compact"/>
+            </w:pPr>
+            <w:r>
+              <w:t xml:space="preserve">PRs #37 to #44; statements from the source’s own figures.</w:t>
             </w:r>
           </w:p>
         </w:tc>

--- a/docs/export/project-history.docx
+++ b/docs/export/project-history.docx
@@ -3800,6 +3800,30 @@
             </w:pPr>
             <w:r>
               <w:t xml:space="preserve">Designed (FX-001 to FX-013, ADR-037), planned for M4b; needs a foreign-currency voucher and a rate entered in TallyPrime first, to copy their exported fields.</w:t>
+            </w:r>
+          </w:p>
+        </w:tc>
+      </w:tr>
+      <w:tr>
+        <w:tc>
+          <w:tcPr/>
+          <w:p>
+            <w:pPr>
+              <w:pStyle w:val="Compact"/>
+            </w:pPr>
+            <w:r>
+              <w:t xml:space="preserve">Long field paths</w:t>
+            </w:r>
+          </w:p>
+        </w:tc>
+        <w:tc>
+          <w:tcPr/>
+          <w:p>
+            <w:pPr>
+              <w:pStyle w:val="Compact"/>
+            </w:pPr>
+            <w:r>
+              <w:t xml:space="preserve">The field catalogue keys a field by its path cut to 255 characters, so two paths differing only after that are counted as one (values are unaffected). Left until such paths appear; the fix is a schema change (rulebook Section 12).</w:t>
             </w:r>
           </w:p>
         </w:tc>

--- a/docs/export/project-history.docx
+++ b/docs/export/project-history.docx
@@ -94,7 +94,7 @@
               <w:pStyle w:val="Compact"/>
             </w:pPr>
             <w:r>
-              <w:t xml:space="preserve">1.3</w:t>
+              <w:t xml:space="preserve">1.4</w:t>
             </w:r>
           </w:p>
         </w:tc>
@@ -118,7 +118,7 @@
               <w:pStyle w:val="Compact"/>
             </w:pPr>
             <w:r>
-              <w:t xml:space="preserve">2026-10-19</w:t>
+              <w:t xml:space="preserve">2026-10-23</w:t>
             </w:r>
           </w:p>
         </w:tc>
@@ -2504,7 +2504,7 @@
               <w:pStyle w:val="Compact"/>
             </w:pPr>
             <w:r>
-              <w:t xml:space="preserve">feat/stock-values</w:t>
+              <w:t xml:space="preserve">#45</w:t>
             </w:r>
           </w:p>
         </w:tc>
@@ -2538,6 +2538,98 @@
             </w:pPr>
             <w:r>
               <w:t xml:space="preserve">Reports must equal Tally’s; recorded on the test company with integration on and off.</w:t>
+            </w:r>
+          </w:p>
+        </w:tc>
+      </w:tr>
+      <w:tr>
+        <w:tc>
+          <w:tcPr/>
+          <w:p>
+            <w:pPr>
+              <w:pStyle w:val="Compact"/>
+            </w:pPr>
+            <w:r>
+              <w:t xml:space="preserve">#46</w:t>
+            </w:r>
+          </w:p>
+        </w:tc>
+        <w:tc>
+          <w:tcPr/>
+          <w:p>
+            <w:pPr>
+              <w:pStyle w:val="Compact"/>
+            </w:pPr>
+            <w:r>
+              <w:t xml:space="preserve">2026-10-22</w:t>
+            </w:r>
+          </w:p>
+        </w:tc>
+        <w:tc>
+          <w:tcPr/>
+          <w:p>
+            <w:pPr>
+              <w:pStyle w:val="Compact"/>
+            </w:pPr>
+            <w:r>
+              <w:t xml:space="preserve">Educational mode: year-end checks on the 31st or the 2nd, never the 1st (ADR-032 amended)</w:t>
+            </w:r>
+          </w:p>
+        </w:tc>
+        <w:tc>
+          <w:tcPr/>
+          <w:p>
+            <w:pPr>
+              <w:pStyle w:val="Compact"/>
+            </w:pPr>
+            <w:r>
+              <w:t xml:space="preserve">Tally’s computed profit on the 1st disagrees with its ledgers.</w:t>
+            </w:r>
+          </w:p>
+        </w:tc>
+      </w:tr>
+      <w:tr>
+        <w:tc>
+          <w:tcPr/>
+          <w:p>
+            <w:pPr>
+              <w:pStyle w:val="Compact"/>
+            </w:pPr>
+            <w:r>
+              <w:t xml:space="preserve">fix/statement-layout</w:t>
+            </w:r>
+          </w:p>
+        </w:tc>
+        <w:tc>
+          <w:tcPr/>
+          <w:p>
+            <w:pPr>
+              <w:pStyle w:val="Compact"/>
+            </w:pPr>
+            <w:r>
+              <w:t xml:space="preserve">2026-10-23</w:t>
+            </w:r>
+          </w:p>
+        </w:tc>
+        <w:tc>
+          <w:tcPr/>
+          <w:p>
+            <w:pPr>
+              <w:pStyle w:val="Compact"/>
+            </w:pPr>
+            <w:r>
+              <w:t xml:space="preserve">Direct Expenses inside Cost of Sales; the Trial Balance’s forex line split into losses and gains; a pilot-safe summary of statement differences</w:t>
+            </w:r>
+          </w:p>
+        </w:tc>
+        <w:tc>
+          <w:tcPr/>
+          <w:p>
+            <w:pPr>
+              <w:pStyle w:val="Compact"/>
+            </w:pPr>
+            <w:r>
+              <w:t xml:space="preserve">The pilot’s statement check failed on both companies (ledger checks all passing).</w:t>
             </w:r>
           </w:p>
         </w:tc>
@@ -3332,6 +3424,52 @@
           </w:p>
         </w:tc>
       </w:tr>
+      <w:tr>
+        <w:tc>
+          <w:tcPr/>
+          <w:p>
+            <w:pPr>
+              <w:pStyle w:val="Compact"/>
+            </w:pPr>
+            <w:r>
+              <w:t xml:space="preserve">Statements differing at every date (Profit &amp; Loss 2 lines, Trial Balance 4)</w:t>
+            </w:r>
+          </w:p>
+        </w:tc>
+        <w:tc>
+          <w:tcPr/>
+          <w:p>
+            <w:pPr>
+              <w:pStyle w:val="Compact"/>
+            </w:pPr>
+            <w:r>
+              <w:t xml:space="preserve">Tally puts Direct Expenses inside Cost of Sales and shows forex losses and gains in separate columns</w:t>
+            </w:r>
+          </w:p>
+        </w:tc>
+        <w:tc>
+          <w:tcPr/>
+          <w:p>
+            <w:pPr>
+              <w:pStyle w:val="Compact"/>
+            </w:pPr>
+            <w:r>
+              <w:t xml:space="preserve">Same layout, recorded on the seeded test company</w:t>
+            </w:r>
+          </w:p>
+        </w:tc>
+        <w:tc>
+          <w:tcPr/>
+          <w:p>
+            <w:pPr>
+              <w:pStyle w:val="Compact"/>
+            </w:pPr>
+            <w:r>
+              <w:t xml:space="preserve">fix/statement-layout</w:t>
+            </w:r>
+          </w:p>
+        </w:tc>
+      </w:tr>
     </w:tbl>
     <w:bookmarkEnd w:id="25"/>
     <w:bookmarkStart w:id="27" w:name="pilot-results-counts-only"/>
@@ -3435,6 +3573,28 @@
       </w:r>
       <w:r>
         <w:t xml:space="preserve">passes every check (104 as of 2026-10-02), with the stock-ledger and foreign-currency notes.</w:t>
+      </w:r>
+    </w:p>
+    <w:p>
+      <w:pPr>
+        <w:pStyle w:val="Compact"/>
+        <w:numPr>
+          <w:ilvl w:val="0"/>
+          <w:numId w:val="1001"/>
+        </w:numPr>
+      </w:pPr>
+      <w:r>
+        <w:rPr>
+          <w:b/>
+          <w:bCs/>
+        </w:rPr>
+        <w:t xml:space="preserve">Statements (after PR #45, 2026-10-23):</w:t>
+      </w:r>
+      <w:r>
+        <w:t xml:space="preserve"> </w:t>
+      </w:r>
+      <w:r>
+        <w:t xml:space="preserve">every ledger-level check passed on both companies; only the statement check failed: entity 2 (integrated) 6 lines at every date before its first year end, 10 at the year end and the next date, 8 after; entity 1 (not integrated, foreign-currency customers) about 10 at every date. The steady part was the Cost of Sales and forex layout (fix/statement-layout); the year-end part is to be read from the new summary.</w:t>
       </w:r>
     </w:p>
     <w:bookmarkStart w:id="26" w:name="tallyprime-edit-log-2026-10-19"/>
@@ -3909,6 +4069,41 @@
             </w:pPr>
             <w:r>
               <w:t xml:space="preserve">Change</w:t>
+            </w:r>
+          </w:p>
+        </w:tc>
+      </w:tr>
+      <w:tr>
+        <w:tc>
+          <w:tcPr/>
+          <w:p>
+            <w:pPr>
+              <w:pStyle w:val="Compact"/>
+            </w:pPr>
+            <w:r>
+              <w:t xml:space="preserve">2026-10-23</w:t>
+            </w:r>
+          </w:p>
+        </w:tc>
+        <w:tc>
+          <w:tcPr/>
+          <w:p>
+            <w:pPr>
+              <w:pStyle w:val="Compact"/>
+            </w:pPr>
+            <w:r>
+              <w:t xml:space="preserve">1.4</w:t>
+            </w:r>
+          </w:p>
+        </w:tc>
+        <w:tc>
+          <w:tcPr/>
+          <w:p>
+            <w:pPr>
+              <w:pStyle w:val="Compact"/>
+            </w:pPr>
+            <w:r>
+              <w:t xml:space="preserve">PRs #45 and #46; the statement layout fixes and the pilot-safe summary; long field paths.</w:t>
             </w:r>
           </w:p>
         </w:tc>

--- a/docs/export/project-history.docx
+++ b/docs/export/project-history.docx
@@ -2596,7 +2596,7 @@
               <w:pStyle w:val="Compact"/>
             </w:pPr>
             <w:r>
-              <w:t xml:space="preserve">fix/statement-layout</w:t>
+              <w:t xml:space="preserve">#47</w:t>
             </w:r>
           </w:p>
         </w:tc>
@@ -2630,6 +2630,98 @@
             </w:pPr>
             <w:r>
               <w:t xml:space="preserve">The pilot’s statement check failed on both companies (ledger checks all passing).</w:t>
+            </w:r>
+          </w:p>
+        </w:tc>
+      </w:tr>
+      <w:tr>
+        <w:tc>
+          <w:tcPr/>
+          <w:p>
+            <w:pPr>
+              <w:pStyle w:val="Compact"/>
+            </w:pPr>
+            <w:r>
+              <w:t xml:space="preserve">fix/statements-final</w:t>
+            </w:r>
+          </w:p>
+        </w:tc>
+        <w:tc>
+          <w:tcPr/>
+          <w:p>
+            <w:pPr>
+              <w:pStyle w:val="Compact"/>
+            </w:pPr>
+            <w:r>
+              <w:t xml:space="preserve">2026-10-24</w:t>
+            </w:r>
+          </w:p>
+        </w:tc>
+        <w:tc>
+          <w:tcPr/>
+          <w:p>
+            <w:pPr>
+              <w:pStyle w:val="Compact"/>
+            </w:pPr>
+            <w:r>
+              <w:t xml:space="preserve">The expected company guard (LB-SYNC-011, ADR-041); Trial Balance netting (ADR-042); the test company across a year end; stock ledgers at the source’s stock in both settings; lines taken from the source where no rule is known (ADR-043)</w:t>
+            </w:r>
+          </w:p>
+        </w:tc>
+        <w:tc>
+          <w:tcPr/>
+          <w:p>
+            <w:pPr>
+              <w:pStyle w:val="Compact"/>
+            </w:pPr>
+            <w:r>
+              <w:t xml:space="preserve">Finish statement matching for both pilot companies.</w:t>
+            </w:r>
+          </w:p>
+        </w:tc>
+      </w:tr>
+      <w:tr>
+        <w:tc>
+          <w:tcPr/>
+          <w:p>
+            <w:pPr>
+              <w:pStyle w:val="Compact"/>
+            </w:pPr>
+            <w:r>
+              <w:t xml:space="preserve">#48</w:t>
+            </w:r>
+          </w:p>
+        </w:tc>
+        <w:tc>
+          <w:tcPr/>
+          <w:p>
+            <w:pPr>
+              <w:pStyle w:val="Compact"/>
+            </w:pPr>
+            <w:r>
+              <w:t xml:space="preserve">2026-10-24</w:t>
+            </w:r>
+          </w:p>
+        </w:tc>
+        <w:tc>
+          <w:tcPr/>
+          <w:p>
+            <w:pPr>
+              <w:pStyle w:val="Compact"/>
+            </w:pPr>
+            <w:r>
+              <w:t xml:space="preserve">More tested amounts in the summary (netted split, other stock figures, foreign-currency openings); the report blames the layout when every ledger check passes</w:t>
+            </w:r>
+          </w:p>
+        </w:tc>
+        <w:tc>
+          <w:tcPr/>
+          <w:p>
+            <w:pPr>
+              <w:pStyle w:val="Compact"/>
+            </w:pPr>
+            <w:r>
+              <w:t xml:space="preserve">The pilot’s remaining statement differences.</w:t>
             </w:r>
           </w:p>
         </w:tc>
@@ -3465,7 +3557,7 @@
               <w:pStyle w:val="Compact"/>
             </w:pPr>
             <w:r>
-              <w:t xml:space="preserve">fix/statement-layout</w:t>
+              <w:t xml:space="preserve">#47</w:t>
             </w:r>
           </w:p>
         </w:tc>
@@ -3572,7 +3664,7 @@
         <w:t xml:space="preserve"> </w:t>
       </w:r>
       <w:r>
-        <w:t xml:space="preserve">passes every check (104 as of 2026-10-02), with the stock-ledger and foreign-currency notes.</w:t>
+        <w:t xml:space="preserve">passes every check (104 as of 2026-10-02), with the stock-ledger and foreign-currency notes. From 2026-10-24 its books begin on 1 April 2025 (a year end on 31 March 2026): 278 checks, statements equal at all 18 month ends.</w:t>
       </w:r>
     </w:p>
     <w:p>

--- a/docs/export/project-history.docx
+++ b/docs/export/project-history.docx
@@ -2642,7 +2642,68 @@
               <w:pStyle w:val="Compact"/>
             </w:pPr>
             <w:r>
-              <w:t xml:space="preserve">fix/statements-final</w:t>
+              <w:t xml:space="preserve">fix/forex-group-stopgap</w:t>
+            </w:r>
+          </w:p>
+        </w:tc>
+        <w:tc>
+          <w:tcPr/>
+          <w:p>
+            <w:pPr>
+              <w:pStyle w:val="Compact"/>
+            </w:pPr>
+            <w:r>
+              <w:t xml:space="preserve">2026-10-24</w:t>
+            </w:r>
+          </w:p>
+        </w:tc>
+        <w:tc>
+          <w:tcPr/>
+          <w:p>
+            <w:pPr>
+              <w:pStyle w:val="Compact"/>
+            </w:pPr>
+            <w:r>
+              <w:t xml:space="preserve">Temporary stopgap: Current Assets taken from Tally where ours differs at dates Tally shows its forex line, with a reconciling line; open differences reported (LB-VAL-026), the view</w:t>
+            </w:r>
+            <w:r>
+              <w:t xml:space="preserve"> </w:t>
+            </w:r>
+            <w:r>
+              <w:rPr>
+                <w:rStyle w:val="VerbatimChar"/>
+              </w:rPr>
+              <w:t xml:space="preserve">v_statement_open_differences</w:t>
+            </w:r>
+            <w:r>
+              <w:t xml:space="preserve"> </w:t>
+            </w:r>
+            <w:r>
+              <w:t xml:space="preserve">(ADR-043)</w:t>
+            </w:r>
+          </w:p>
+        </w:tc>
+        <w:tc>
+          <w:tcPr/>
+          <w:p>
+            <w:pPr>
+              <w:pStyle w:val="Compact"/>
+            </w:pPr>
+            <w:r>
+              <w:t xml:space="preserve">Entity 1 differed at 18 of 78 dates with no rule found.</w:t>
+            </w:r>
+          </w:p>
+        </w:tc>
+      </w:tr>
+      <w:tr>
+        <w:tc>
+          <w:tcPr/>
+          <w:p>
+            <w:pPr>
+              <w:pStyle w:val="Compact"/>
+            </w:pPr>
+            <w:r>
+              <w:t xml:space="preserve">#48</w:t>
             </w:r>
           </w:p>
         </w:tc>

--- a/docs/export/project-history.docx
+++ b/docs/export/project-history.docx
@@ -2642,7 +2642,237 @@
               <w:pStyle w:val="Compact"/>
             </w:pPr>
             <w:r>
-              <w:t xml:space="preserve">fix/forex-group-stopgap</w:t>
+              <w:t xml:space="preserve">feat/a5-fx-core</w:t>
+            </w:r>
+          </w:p>
+        </w:tc>
+        <w:tc>
+          <w:tcPr/>
+          <w:p>
+            <w:pPr>
+              <w:pStyle w:val="Compact"/>
+            </w:pPr>
+            <w:r>
+              <w:t xml:space="preserve">2026-10-24</w:t>
+            </w:r>
+          </w:p>
+        </w:tc>
+        <w:tc>
+          <w:tcPr/>
+          <w:p>
+            <w:pPr>
+              <w:pStyle w:val="Compact"/>
+            </w:pPr>
+            <w:r>
+              <w:t xml:space="preserve">Foreign currency beside the books (currency, rate, foreign openings, currency masters, rates), the base check after a rebuild, the fx-rules finder (ADR-046)</w:t>
+            </w:r>
+          </w:p>
+        </w:tc>
+        <w:tc>
+          <w:tcPr/>
+          <w:p>
+            <w:pPr>
+              <w:pStyle w:val="Compact"/>
+            </w:pPr>
+            <w:r>
+              <w:t xml:space="preserve">A5 before M5; find the rule behind ADR-043’s stopgap from the pilot’s own data.</w:t>
+            </w:r>
+          </w:p>
+        </w:tc>
+      </w:tr>
+      <w:tr>
+        <w:tc>
+          <w:tcPr/>
+          <w:p>
+            <w:pPr>
+              <w:pStyle w:val="Compact"/>
+            </w:pPr>
+            <w:r>
+              <w:t xml:space="preserve">#54</w:t>
+            </w:r>
+          </w:p>
+        </w:tc>
+        <w:tc>
+          <w:tcPr/>
+          <w:p>
+            <w:pPr>
+              <w:pStyle w:val="Compact"/>
+            </w:pPr>
+            <w:r>
+              <w:t xml:space="preserve">2026-10-24</w:t>
+            </w:r>
+          </w:p>
+        </w:tc>
+        <w:tc>
+          <w:tcPr/>
+          <w:p>
+            <w:pPr>
+              <w:pStyle w:val="Compact"/>
+            </w:pPr>
+            <w:r>
+              <w:t xml:space="preserve">Images stamped with their commit; the pilot refuses other code (ADR-045)</w:t>
+            </w:r>
+          </w:p>
+        </w:tc>
+        <w:tc>
+          <w:tcPr/>
+          <w:p>
+            <w:pPr>
+              <w:pStyle w:val="Compact"/>
+            </w:pPr>
+            <w:r>
+              <w:t xml:space="preserve">Pilot ran an old image after an update.</w:t>
+            </w:r>
+          </w:p>
+        </w:tc>
+      </w:tr>
+      <w:tr>
+        <w:tc>
+          <w:tcPr/>
+          <w:p>
+            <w:pPr>
+              <w:pStyle w:val="Compact"/>
+            </w:pPr>
+            <w:r>
+              <w:t xml:space="preserve">fix/verdicts-alerts-open-items</w:t>
+            </w:r>
+          </w:p>
+        </w:tc>
+        <w:tc>
+          <w:tcPr/>
+          <w:p>
+            <w:pPr>
+              <w:pStyle w:val="Compact"/>
+            </w:pPr>
+            <w:r>
+              <w:t xml:space="preserve">2026-10-24</w:t>
+            </w:r>
+          </w:p>
+        </w:tc>
+        <w:tc>
+          <w:tcPr/>
+          <w:p>
+            <w:pPr>
+              <w:pStyle w:val="Compact"/>
+            </w:pPr>
+            <w:r>
+              <w:t xml:space="preserve">Verdicts and exit codes, open items, alert reasons (migration 0019), pilot backups (ADR-044)</w:t>
+            </w:r>
+          </w:p>
+        </w:tc>
+        <w:tc>
+          <w:tcPr/>
+          <w:p>
+            <w:pPr>
+              <w:pStyle w:val="Compact"/>
+            </w:pPr>
+            <w:r>
+              <w:t xml:space="preserve">Pilot: warnings read as needing action, report exited 1, a stale alert.</w:t>
+            </w:r>
+          </w:p>
+        </w:tc>
+      </w:tr>
+      <w:tr>
+        <w:tc>
+          <w:tcPr/>
+          <w:p>
+            <w:pPr>
+              <w:pStyle w:val="Compact"/>
+            </w:pPr>
+            <w:r>
+              <w:t xml:space="preserve">#51</w:t>
+            </w:r>
+          </w:p>
+        </w:tc>
+        <w:tc>
+          <w:tcPr/>
+          <w:p>
+            <w:pPr>
+              <w:pStyle w:val="Compact"/>
+            </w:pPr>
+            <w:r>
+              <w:t xml:space="preserve">2026-10-24</w:t>
+            </w:r>
+          </w:p>
+        </w:tc>
+        <w:tc>
+          <w:tcPr/>
+          <w:p>
+            <w:pPr>
+              <w:pStyle w:val="Compact"/>
+            </w:pPr>
+            <w:r>
+              <w:t xml:space="preserve">Open differences under their own heading; an alert without a company resolved</w:t>
+            </w:r>
+          </w:p>
+        </w:tc>
+        <w:tc>
+          <w:tcPr/>
+          <w:p>
+            <w:pPr>
+              <w:pStyle w:val="Compact"/>
+            </w:pPr>
+            <w:r>
+              <w:t xml:space="preserve">Pilot output.</w:t>
+            </w:r>
+          </w:p>
+        </w:tc>
+      </w:tr>
+      <w:tr>
+        <w:tc>
+          <w:tcPr/>
+          <w:p>
+            <w:pPr>
+              <w:pStyle w:val="Compact"/>
+            </w:pPr>
+            <w:r>
+              <w:t xml:space="preserve">#50</w:t>
+            </w:r>
+          </w:p>
+        </w:tc>
+        <w:tc>
+          <w:tcPr/>
+          <w:p>
+            <w:pPr>
+              <w:pStyle w:val="Compact"/>
+            </w:pPr>
+            <w:r>
+              <w:t xml:space="preserve">2026-10-24</w:t>
+            </w:r>
+          </w:p>
+        </w:tc>
+        <w:tc>
+          <w:tcPr/>
+          <w:p>
+            <w:pPr>
+              <w:pStyle w:val="Compact"/>
+            </w:pPr>
+            <w:r>
+              <w:t xml:space="preserve">The Balance Sheet stock fallback retired</w:t>
+            </w:r>
+          </w:p>
+        </w:tc>
+        <w:tc>
+          <w:tcPr/>
+          <w:p>
+            <w:pPr>
+              <w:pStyle w:val="Compact"/>
+            </w:pPr>
+            <w:r>
+              <w:t xml:space="preserve">Ours matched the pilot at every date.</w:t>
+            </w:r>
+          </w:p>
+        </w:tc>
+      </w:tr>
+      <w:tr>
+        <w:tc>
+          <w:tcPr/>
+          <w:p>
+            <w:pPr>
+              <w:pStyle w:val="Compact"/>
+            </w:pPr>
+            <w:r>
+              <w:t xml:space="preserve">#49</w:t>
             </w:r>
           </w:p>
         </w:tc>
@@ -4137,6 +4367,30 @@
             </w:pPr>
             <w:r>
               <w:t xml:space="preserve">The field catalogue keys a field by its path cut to 255 characters, so two paths differing only after that are counted as one (values are unaffected). Left until such paths appear; the fix is a schema change (rulebook Section 12).</w:t>
+            </w:r>
+          </w:p>
+        </w:tc>
+      </w:tr>
+      <w:tr>
+        <w:tc>
+          <w:tcPr/>
+          <w:p>
+            <w:pPr>
+              <w:pStyle w:val="Compact"/>
+            </w:pPr>
+            <w:r>
+              <w:t xml:space="preserve">Forex revaluation rule (ADR-043)</w:t>
+            </w:r>
+          </w:p>
+        </w:tc>
+        <w:tc>
+          <w:tcPr/>
+          <w:p>
+            <w:pPr>
+              <w:pStyle w:val="Compact"/>
+            </w:pPr>
+            <w:r>
+              <w:t xml:space="preserve">Entity 1’s Current Assets is taken from Tally at 18 dates (open differences, LB-VAL-026) until the rule Tally’s Balance Sheet revalues by is found; read-only checks in the client’s Tally pending.</w:t>
             </w:r>
           </w:p>
         </w:tc>

--- a/docs/export/project-history.docx
+++ b/docs/export/project-history.docx
@@ -2642,7 +2642,53 @@
               <w:pStyle w:val="Compact"/>
             </w:pPr>
             <w:r>
-              <w:t xml:space="preserve">feat/a5-fx-core</w:t>
+              <w:t xml:space="preserve">feat/a5-fx-finder</w:t>
+            </w:r>
+          </w:p>
+        </w:tc>
+        <w:tc>
+          <w:tcPr/>
+          <w:p>
+            <w:pPr>
+              <w:pStyle w:val="Compact"/>
+            </w:pPr>
+            <w:r>
+              <w:t xml:space="preserve">2026-10-26</w:t>
+            </w:r>
+          </w:p>
+        </w:tc>
+        <w:tc>
+          <w:tcPr/>
+          <w:p>
+            <w:pPr>
+              <w:pStyle w:val="Compact"/>
+            </w:pPr>
+            <w:r>
+              <w:t xml:space="preserve">The fx-rules finder in three parts; a validation older than the data needs action (LB-VAL-027, LB-VAL-028)</w:t>
+            </w:r>
+          </w:p>
+        </w:tc>
+        <w:tc>
+          <w:tcPr/>
+          <w:p>
+            <w:pPr>
+              <w:pStyle w:val="Compact"/>
+            </w:pPr>
+            <w:r>
+              <w:t xml:space="preserve">ADR-043’s time-boxed last round; the pilot’s report hid a validation that couldn’t run.</w:t>
+            </w:r>
+          </w:p>
+        </w:tc>
+      </w:tr>
+      <w:tr>
+        <w:tc>
+          <w:tcPr/>
+          <w:p>
+            <w:pPr>
+              <w:pStyle w:val="Compact"/>
+            </w:pPr>
+            <w:r>
+              <w:t xml:space="preserve">#55</w:t>
             </w:r>
           </w:p>
         </w:tc>

--- a/docs/export/project-history.docx
+++ b/docs/export/project-history.docx
@@ -2642,7 +2642,53 @@
               <w:pStyle w:val="Compact"/>
             </w:pPr>
             <w:r>
-              <w:t xml:space="preserve">feat/a5-fx-finder</w:t>
+              <w:t xml:space="preserve">feat/monthly-sales-report</w:t>
+            </w:r>
+          </w:p>
+        </w:tc>
+        <w:tc>
+          <w:tcPr/>
+          <w:p>
+            <w:pPr>
+              <w:pStyle w:val="Compact"/>
+            </w:pPr>
+            <w:r>
+              <w:t xml:space="preserve">2026-10-29</w:t>
+            </w:r>
+          </w:p>
+        </w:tc>
+        <w:tc>
+          <w:tcPr/>
+          <w:p>
+            <w:pPr>
+              <w:pStyle w:val="Compact"/>
+            </w:pPr>
+            <w:r>
+              <w:t xml:space="preserve">Monthly sales views over the source’s own Sales Accounts group, a ready-to-run pivot, and their proof against Tally’s Sales Accounts line between the stored statement dates (RPT-013, ADR-047)</w:t>
+            </w:r>
+          </w:p>
+        </w:tc>
+        <w:tc>
+          <w:tcPr/>
+          <w:p>
+            <w:pPr>
+              <w:pStyle w:val="Compact"/>
+            </w:pPr>
+            <w:r>
+              <w:t xml:space="preserve">Accountants built the report by hand and missed debit notes and journals posting to sales ledgers.</w:t>
+            </w:r>
+          </w:p>
+        </w:tc>
+      </w:tr>
+      <w:tr>
+        <w:tc>
+          <w:tcPr/>
+          <w:p>
+            <w:pPr>
+              <w:pStyle w:val="Compact"/>
+            </w:pPr>
+            <w:r>
+              <w:t xml:space="preserve">#56</w:t>
             </w:r>
           </w:p>
         </w:tc>

--- a/docs/export/project-history.docx
+++ b/docs/export/project-history.docx
@@ -2642,7 +2642,65 @@
               <w:pStyle w:val="Compact"/>
             </w:pPr>
             <w:r>
-              <w:t xml:space="preserve">feat/monthly-sales-report</w:t>
+              <w:t xml:space="preserve">fix/cost-of-sales-and-ledger-currency</w:t>
+            </w:r>
+          </w:p>
+        </w:tc>
+        <w:tc>
+          <w:tcPr/>
+          <w:p>
+            <w:pPr>
+              <w:pStyle w:val="Compact"/>
+            </w:pPr>
+            <w:r>
+              <w:t xml:space="preserve">2026-10-30</w:t>
+            </w:r>
+          </w:p>
+        </w:tc>
+        <w:tc>
+          <w:tcPr/>
+          <w:p>
+            <w:pPr>
+              <w:pStyle w:val="Compact"/>
+            </w:pPr>
+            <w:r>
+              <w:t xml:space="preserve">Cost of Sales without stock; each ledger’s own currency (migration 0022) and</w:t>
+            </w:r>
+            <w:r>
+              <w:t xml:space="preserve"> </w:t>
+            </w:r>
+            <w:r>
+              <w:rPr>
+                <w:rStyle w:val="VerbatimChar"/>
+              </w:rPr>
+              <w:t xml:space="preserve">validate currencies</w:t>
+            </w:r>
+            <w:r>
+              <w:t xml:space="preserve">; LB-VAL-028 not raised by a rebuild’s own validation</w:t>
+            </w:r>
+          </w:p>
+        </w:tc>
+        <w:tc>
+          <w:tcPr/>
+          <w:p>
+            <w:pPr>
+              <w:pStyle w:val="Compact"/>
+            </w:pPr>
+            <w:r>
+              <w:t xml:space="preserve">Six-company pilot: four companies’ Profit &amp; Loss lost Cost of Sales where stock was zero; every ledger was INR.</w:t>
+            </w:r>
+          </w:p>
+        </w:tc>
+      </w:tr>
+      <w:tr>
+        <w:tc>
+          <w:tcPr/>
+          <w:p>
+            <w:pPr>
+              <w:pStyle w:val="Compact"/>
+            </w:pPr>
+            <w:r>
+              <w:t xml:space="preserve">#57</w:t>
             </w:r>
           </w:p>
         </w:tc>

--- a/docs/export/project-history.docx
+++ b/docs/export/project-history.docx
@@ -2642,7 +2642,53 @@
               <w:pStyle w:val="Compact"/>
             </w:pPr>
             <w:r>
-              <w:t xml:space="preserve">fix/cost-of-sales-and-ledger-currency</w:t>
+              <w:t xml:space="preserve">#57</w:t>
+            </w:r>
+          </w:p>
+        </w:tc>
+        <w:tc>
+          <w:tcPr/>
+          <w:p>
+            <w:pPr>
+              <w:pStyle w:val="Compact"/>
+            </w:pPr>
+            <w:r>
+              <w:t xml:space="preserve">2026-10-29</w:t>
+            </w:r>
+          </w:p>
+        </w:tc>
+        <w:tc>
+          <w:tcPr/>
+          <w:p>
+            <w:pPr>
+              <w:pStyle w:val="Compact"/>
+            </w:pPr>
+            <w:r>
+              <w:t xml:space="preserve">Monthly sales views over the source’s own Sales Accounts group, a ready-to-run pivot, and their proof against Tally’s Sales Accounts line between the stored statement dates (RPT-013, ADR-047)</w:t>
+            </w:r>
+          </w:p>
+        </w:tc>
+        <w:tc>
+          <w:tcPr/>
+          <w:p>
+            <w:pPr>
+              <w:pStyle w:val="Compact"/>
+            </w:pPr>
+            <w:r>
+              <w:t xml:space="preserve">Accountants built the report by hand and missed debit notes and journals posting to sales ledgers.</w:t>
+            </w:r>
+          </w:p>
+        </w:tc>
+      </w:tr>
+      <w:tr>
+        <w:tc>
+          <w:tcPr/>
+          <w:p>
+            <w:pPr>
+              <w:pStyle w:val="Compact"/>
+            </w:pPr>
+            <w:r>
+              <w:t xml:space="preserve">#58</w:t>
             </w:r>
           </w:p>
         </w:tc>
@@ -2700,40 +2746,40 @@
               <w:pStyle w:val="Compact"/>
             </w:pPr>
             <w:r>
-              <w:t xml:space="preserve">#57</w:t>
-            </w:r>
-          </w:p>
-        </w:tc>
-        <w:tc>
-          <w:tcPr/>
-          <w:p>
-            <w:pPr>
-              <w:pStyle w:val="Compact"/>
-            </w:pPr>
-            <w:r>
-              <w:t xml:space="preserve">2026-10-29</w:t>
-            </w:r>
-          </w:p>
-        </w:tc>
-        <w:tc>
-          <w:tcPr/>
-          <w:p>
-            <w:pPr>
-              <w:pStyle w:val="Compact"/>
-            </w:pPr>
-            <w:r>
-              <w:t xml:space="preserve">Monthly sales views over the source’s own Sales Accounts group, a ready-to-run pivot, and their proof against Tally’s Sales Accounts line between the stored statement dates (RPT-013, ADR-047)</w:t>
-            </w:r>
-          </w:p>
-        </w:tc>
-        <w:tc>
-          <w:tcPr/>
-          <w:p>
-            <w:pPr>
-              <w:pStyle w:val="Compact"/>
-            </w:pPr>
-            <w:r>
-              <w:t xml:space="preserve">Accountants built the report by hand and missed debit notes and journals posting to sales ledgers.</w:t>
+              <w:t xml:space="preserve">fix/voucher-type-names-in-counts</w:t>
+            </w:r>
+          </w:p>
+        </w:tc>
+        <w:tc>
+          <w:tcPr/>
+          <w:p>
+            <w:pPr>
+              <w:pStyle w:val="Compact"/>
+            </w:pPr>
+            <w:r>
+              <w:t xml:space="preserve">2026-10-30</w:t>
+            </w:r>
+          </w:p>
+        </w:tc>
+        <w:tc>
+          <w:tcPr/>
+          <w:p>
+            <w:pPr>
+              <w:pStyle w:val="Compact"/>
+            </w:pPr>
+            <w:r>
+              <w:t xml:space="preserve">Voucher counts match the source’s voucher type names by the name rules (LB-VAL-036)</w:t>
+            </w:r>
+          </w:p>
+        </w:tc>
+        <w:tc>
+          <w:tcPr/>
+          <w:p>
+            <w:pPr>
+              <w:pStyle w:val="Compact"/>
+            </w:pPr>
+            <w:r>
+              <w:t xml:space="preserve">Six-company pilot: after the statement fix every company failed the voucher count check: Tally’s counts wrote one Credit Note type’s name with one space where it has two.</w:t>
             </w:r>
           </w:p>
         </w:tc>

--- a/docs/export/project-history.docx
+++ b/docs/export/project-history.docx
@@ -2746,7 +2746,7 @@
               <w:pStyle w:val="Compact"/>
             </w:pPr>
             <w:r>
-              <w:t xml:space="preserve">fix/voucher-type-names-in-counts</w:t>
+              <w:t xml:space="preserve">#59</w:t>
             </w:r>
           </w:p>
         </w:tc>
@@ -2780,6 +2780,67 @@
             </w:pPr>
             <w:r>
               <w:t xml:space="preserve">Six-company pilot: after the statement fix every company failed the voucher count check: Tally’s counts wrote one Credit Note type’s name with one space where it has two.</w:t>
+            </w:r>
+          </w:p>
+        </w:tc>
+      </w:tr>
+      <w:tr>
+        <w:tc>
+          <w:tcPr/>
+          <w:p>
+            <w:pPr>
+              <w:pStyle w:val="Compact"/>
+            </w:pPr>
+            <w:r>
+              <w:t xml:space="preserve">fix/entity-on-hold</w:t>
+            </w:r>
+          </w:p>
+        </w:tc>
+        <w:tc>
+          <w:tcPr/>
+          <w:p>
+            <w:pPr>
+              <w:pStyle w:val="Compact"/>
+            </w:pPr>
+            <w:r>
+              <w:t xml:space="preserve">2026-10-30</w:t>
+            </w:r>
+          </w:p>
+        </w:tc>
+        <w:tc>
+          <w:tcPr/>
+          <w:p>
+            <w:pPr>
+              <w:pStyle w:val="Compact"/>
+            </w:pPr>
+            <w:r>
+              <w:t xml:space="preserve">Entities on hold (SYN-007, migration 0023): skipped by sync, validate and statements unless named, listed outside the report’s verdict;</w:t>
+            </w:r>
+            <w:r>
+              <w:t xml:space="preserve"> </w:t>
+            </w:r>
+            <w:r>
+              <w:rPr>
+                <w:rStyle w:val="VerbatimChar"/>
+              </w:rPr>
+              <w:t xml:space="preserve">./dev.ps1 on-hold</w:t>
+            </w:r>
+            <w:r>
+              <w:t xml:space="preserve"> </w:t>
+            </w:r>
+            <w:r>
+              <w:t xml:space="preserve">(audited)</w:t>
+            </w:r>
+          </w:p>
+        </w:tc>
+        <w:tc>
+          <w:tcPr/>
+          <w:p>
+            <w:pPr>
+              <w:pStyle w:val="Compact"/>
+            </w:pPr>
+            <w:r>
+              <w:t xml:space="preserve">Six-company pilot: the seventh company, on hold and not loaded in Tally, stopped commands over all companies and kept the verdict at FAILED.</w:t>
             </w:r>
           </w:p>
         </w:tc>
